--- a/jmis/preregistration.docx
+++ b/jmis/preregistration.docx
@@ -2,13 +2,13 @@
 <file path=word/document.xml><?xml version="1.0" encoding="utf-8"?>
 <w:document xmlns:w="http://schemas.openxmlformats.org/wordprocessingml/2006/main" xmlns:m="http://schemas.openxmlformats.org/officeDocument/2006/math" xmlns:r="http://schemas.openxmlformats.org/officeDocument/2006/relationships" xmlns:o="urn:schemas-microsoft-com:office:office" xmlns:v="urn:schemas-microsoft-com:vml" xmlns:w10="urn:schemas-microsoft-com:office:word" xmlns:a="http://schemas.openxmlformats.org/drawingml/2006/main" xmlns:pic="http://schemas.openxmlformats.org/drawingml/2006/picture" xmlns:wp="http://schemas.openxmlformats.org/drawingml/2006/wordprocessingDrawing">
   <w:body>
-    <w:bookmarkStart w:id="29" w:name="X4d42761ac7d491caf64512519d689689907ea8a"/>
+    <w:bookmarkStart w:id="29" w:name="X611e30a7b86af679730069dddc012654ce465e0"/>
     <w:p>
       <w:pPr>
         <w:pStyle w:val="Heading1"/>
       </w:pPr>
       <w:r>
-        <w:t xml:space="preserve">Preregistration: Deference or Noise? Separating stance sensitivity from instability in AI reviewers</w:t>
+        <w:t xml:space="preserve">Analysis plan: Deference or Noise? Separating stance sensitivity from instability in AI reviewers</w:t>
       </w:r>
     </w:p>
     <w:p>
@@ -16,23 +16,19 @@
         <w:pStyle w:val="FirstParagraph"/>
       </w:pPr>
       <w:r>
-        <w:t xml:space="preserve">Anonymized for double-blind review. Fields in</w:t>
-      </w:r>
-      <w:r>
-        <w:t xml:space="preserve"> </w:t>
-      </w:r>
-      <w:r>
-        <w:rPr>
-          <w:bCs/>
-          <w:b/>
-        </w:rPr>
-        <w:t xml:space="preserve">[FILL]</w:t>
-      </w:r>
-      <w:r>
-        <w:t xml:space="preserve"> </w:t>
-      </w:r>
-      <w:r>
-        <w:t xml:space="preserve">are completed at submission and freeze; nothing else should change after the registration is time-stamped.</w:t>
+        <w:t xml:space="preserve">Anonymized for double-blind review. This plan was fixed in the project’s version-controlled repository on 22 October 2026, before any model answered the main bank. It was not registered with a third-party platform, so its timing rests on the repository history; hashes of the frozen files are in</w:t>
+      </w:r>
+      <w:r>
+        <w:t xml:space="preserve"> </w:t>
+      </w:r>
+      <w:r>
+        <w:rPr>
+          <w:rStyle w:val="VerbatimChar"/>
+        </w:rPr>
+        <w:t xml:space="preserve">freeze_manifest.json</w:t>
+      </w:r>
+      <w:r>
+        <w:t xml:space="preserve">.</w:t>
       </w:r>
     </w:p>
     <w:bookmarkStart w:id="20" w:name="data-collection"/>
@@ -101,33 +97,19 @@
         <w:pStyle w:val="FirstParagraph"/>
       </w:pPr>
       <w:r>
-        <w:t xml:space="preserve">Registered on</w:t>
-      </w:r>
-      <w:r>
-        <w:t xml:space="preserve"> </w:t>
-      </w:r>
-      <w:r>
-        <w:rPr>
-          <w:bCs/>
-          <w:b/>
-        </w:rPr>
-        <w:t xml:space="preserve">[FILL: platform, date, anonymized link]</w:t>
-      </w:r>
-      <w:r>
-        <w:t xml:space="preserve">. Bank frozen on</w:t>
-      </w:r>
-      <w:r>
-        <w:t xml:space="preserve"> </w:t>
-      </w:r>
-      <w:r>
-        <w:rPr>
-          <w:bCs/>
-          <w:b/>
-        </w:rPr>
-        <w:t xml:space="preserve">[FILL: date]</w:t>
-      </w:r>
-      <w:r>
-        <w:t xml:space="preserve">.</w:t>
+        <w:t xml:space="preserve">Plan and bank frozen on 22 October 2026 (see</w:t>
+      </w:r>
+      <w:r>
+        <w:t xml:space="preserve"> </w:t>
+      </w:r>
+      <w:r>
+        <w:rPr>
+          <w:rStyle w:val="VerbatimChar"/>
+        </w:rPr>
+        <w:t xml:space="preserve">freeze_manifest.json</w:t>
+      </w:r>
+      <w:r>
+        <w:t xml:space="preserve">).</w:t>
       </w:r>
     </w:p>
     <w:bookmarkEnd w:id="20"/>
@@ -918,7 +900,7 @@
         <w:t xml:space="preserve"> </w:t>
       </w:r>
       <w:r>
-        <w:t xml:space="preserve">coded missing and excluded in the primary analysis; coded as errors (never as the stance-endorsed option) in a registered sensitivity analysis.</w:t>
+        <w:t xml:space="preserve">coded missing and excluded in the primary analysis; coded as errors (never as the stance-endorsed option) in a sensitivity analysis.</w:t>
       </w:r>
     </w:p>
     <w:p>
@@ -1150,144 +1132,70 @@
         <w:t xml:space="preserve">57a2f3a60a16f74e448fbfe214311605a67625bfe72213c16bb486a66f5c75a5</w:t>
       </w:r>
       <w:r>
-        <w:t xml:space="preserve">; generator, audit, runner and analysis script</w:t>
-      </w:r>
-      <w:r>
-        <w:t xml:space="preserve"> </w:t>
-      </w:r>
-      <w:r>
-        <w:rPr>
-          <w:bCs/>
-          <w:b/>
-        </w:rPr>
-        <w:t xml:space="preserve">[FILL:</w:t>
-      </w:r>
-      <w:r>
-        <w:rPr>
-          <w:bCs/>
-          <w:b/>
-        </w:rPr>
+        <w:t xml:space="preserve">; generator</w:t>
+      </w:r>
+      <w:r>
         <w:t xml:space="preserve"> </w:t>
       </w:r>
       <w:r>
         <w:rPr>
           <w:rStyle w:val="VerbatimChar"/>
-          <w:bCs/>
-          <w:b/>
-        </w:rPr>
-        <w:t xml:space="preserve">sha256sum</w:t>
-      </w:r>
-      <w:r>
-        <w:rPr>
-          <w:bCs/>
-          <w:b/>
-        </w:rPr>
-        <w:t xml:space="preserve"> </w:t>
-      </w:r>
-      <w:r>
-        <w:rPr>
-          <w:bCs/>
-          <w:b/>
-        </w:rPr>
-        <w:t xml:space="preserve">of</w:t>
-      </w:r>
-      <w:r>
-        <w:rPr>
-          <w:bCs/>
-          <w:b/>
-        </w:rPr>
+        </w:rPr>
+        <w:t xml:space="preserve">3837f391e0c20d80…</w:t>
+      </w:r>
+      <w:r>
+        <w:t xml:space="preserve">, audit</w:t>
+      </w:r>
+      <w:r>
         <w:t xml:space="preserve"> </w:t>
       </w:r>
       <w:r>
         <w:rPr>
           <w:rStyle w:val="VerbatimChar"/>
-          <w:bCs/>
-          <w:b/>
-        </w:rPr>
-        <w:t xml:space="preserve">bank_gen.py</w:t>
-      </w:r>
-      <w:r>
-        <w:rPr>
-          <w:bCs/>
-          <w:b/>
-        </w:rPr>
-        <w:t xml:space="preserve">,</w:t>
-      </w:r>
-      <w:r>
-        <w:rPr>
-          <w:bCs/>
-          <w:b/>
-        </w:rPr>
+        </w:rPr>
+        <w:t xml:space="preserve">c4ef66d91abc9fc6…</w:t>
+      </w:r>
+      <w:r>
+        <w:t xml:space="preserve">, runner</w:t>
+      </w:r>
+      <w:r>
         <w:t xml:space="preserve"> </w:t>
       </w:r>
       <w:r>
         <w:rPr>
           <w:rStyle w:val="VerbatimChar"/>
-          <w:bCs/>
-          <w:b/>
-        </w:rPr>
-        <w:t xml:space="preserve">audit.py</w:t>
-      </w:r>
-      <w:r>
-        <w:rPr>
-          <w:bCs/>
-          <w:b/>
-        </w:rPr>
-        <w:t xml:space="preserve">,</w:t>
-      </w:r>
-      <w:r>
-        <w:rPr>
-          <w:bCs/>
-          <w:b/>
-        </w:rPr>
+        </w:rPr>
+        <w:t xml:space="preserve">55f653156ceb8a75…</w:t>
+      </w:r>
+      <w:r>
+        <w:t xml:space="preserve">, analysis script</w:t>
+      </w:r>
+      <w:r>
         <w:t xml:space="preserve"> </w:t>
       </w:r>
       <w:r>
         <w:rPr>
           <w:rStyle w:val="VerbatimChar"/>
-          <w:bCs/>
-          <w:b/>
-        </w:rPr>
-        <w:t xml:space="preserve">main_run.py</w:t>
-      </w:r>
-      <w:r>
-        <w:rPr>
-          <w:bCs/>
-          <w:b/>
-        </w:rPr>
-        <w:t xml:space="preserve">,</w:t>
-      </w:r>
-      <w:r>
-        <w:rPr>
-          <w:bCs/>
-          <w:b/>
-        </w:rPr>
+        </w:rPr>
+        <w:t xml:space="preserve">29a6053558e1c7a2…</w:t>
+      </w:r>
+      <w:r>
+        <w:t xml:space="preserve"> </w:t>
+      </w:r>
+      <w:r>
+        <w:t xml:space="preserve">(SHA-256, in full in</w:t>
+      </w:r>
+      <w:r>
         <w:t xml:space="preserve"> </w:t>
       </w:r>
       <w:r>
         <w:rPr>
           <w:rStyle w:val="VerbatimChar"/>
-          <w:bCs/>
-          <w:b/>
-        </w:rPr>
-        <w:t xml:space="preserve">analysis.py</w:t>
-      </w:r>
-      <w:r>
-        <w:rPr>
-          <w:bCs/>
-          <w:b/>
-        </w:rPr>
-        <w:t xml:space="preserve"> </w:t>
-      </w:r>
-      <w:r>
-        <w:rPr>
-          <w:bCs/>
-          <w:b/>
-        </w:rPr>
-        <w:t xml:space="preserve">at freeze]</w:t>
-      </w:r>
-      <w:r>
-        <w:t xml:space="preserve">. Any change to the generator changes these; the bank is then regenerated, audited and the hashes re-registered before the run.</w:t>
+        </w:rPr>
+        <w:t xml:space="preserve">freeze_manifest.json</w:t>
+      </w:r>
+      <w:r>
+        <w:t xml:space="preserve">). Any change to the generator changes these; the bank is then regenerated and audited and the hashes recorded again before the run.</w:t>
       </w:r>
     </w:p>
     <w:p>
@@ -1324,7 +1232,7 @@
         <w:t xml:space="preserve">”</w:t>
       </w:r>
       <w:r>
-        <w:t xml:space="preserve">. If instability and deference combine as a mixture (the stance overrides the draw with probability s, otherwise the draw behaves as usual), s* = s(1 − ρ) and understates s when ρ is large; s_mix is registered for this reason and the limitation is reported.</w:t>
+        <w:t xml:space="preserve">. If instability and deference combine as a mixture (the stance overrides the draw with probability s, otherwise the draw behaves as usual), s* = s(1 − ρ) and understates s when ρ is large; s_mix is specified for this reason and the limitation is reported.</w:t>
       </w:r>
     </w:p>
     <w:p>
@@ -1390,20 +1298,7 @@
         <w:t xml:space="preserve"> </w:t>
       </w:r>
       <w:r>
-        <w:t xml:space="preserve">(bank, prompts, audit, runner, analysis code, raw model outputs):</w:t>
-      </w:r>
-      <w:r>
-        <w:t xml:space="preserve"> </w:t>
-      </w:r>
-      <w:r>
-        <w:rPr>
-          <w:bCs/>
-          <w:b/>
-        </w:rPr>
-        <w:t xml:space="preserve">[FILL: anonymized location]</w:t>
-      </w:r>
-      <w:r>
-        <w:t xml:space="preserve">.</w:t>
+        <w:t xml:space="preserve">(bank, prompts, audit, runner, analysis code, raw model outputs): to be provided in an anonymized repository at submission.</w:t>
       </w:r>
     </w:p>
     <w:bookmarkEnd w:id="27"/>
@@ -1421,7 +1316,7 @@
         <w:pStyle w:val="FirstParagraph"/>
       </w:pPr>
       <w:r>
-        <w:t xml:space="preserve">Deference or Noise? Separating Stance Sensitivity from Instability in AI Reviewers and What It Costs (preregistration)</w:t>
+        <w:t xml:space="preserve">Deference or Noise? Separating Stance Sensitivity from Instability in AI Reviewers and What It Costs (analysis plan)</w:t>
       </w:r>
     </w:p>
     <w:bookmarkEnd w:id="28"/>
